--- a/docx/en/BUFRCREX_TableB_en_22.docx
+++ b/docx/en/BUFRCREX_TableB_en_22.docx
@@ -239,7 +239,7 @@
                 <w:b w:val="0"/>
                 <w:sz w:val="16"/>
               </w:rPr>
-              <w:t>022001</w:t>
+              <w:t>0 22 001</w:t>
             </w:r>
           </w:p>
         </w:tc>
@@ -404,7 +404,7 @@
                 <w:b w:val="0"/>
                 <w:sz w:val="16"/>
               </w:rPr>
-              <w:t>022002</w:t>
+              <w:t>0 22 002</w:t>
             </w:r>
           </w:p>
         </w:tc>
@@ -569,7 +569,7 @@
                 <w:b w:val="0"/>
                 <w:sz w:val="16"/>
               </w:rPr>
-              <w:t>022003</w:t>
+              <w:t>0 22 003</w:t>
             </w:r>
           </w:p>
         </w:tc>
@@ -734,7 +734,7 @@
                 <w:b w:val="0"/>
                 <w:sz w:val="16"/>
               </w:rPr>
-              <w:t>022004</w:t>
+              <w:t>0 22 004</w:t>
             </w:r>
           </w:p>
         </w:tc>
@@ -899,7 +899,7 @@
                 <w:b w:val="0"/>
                 <w:sz w:val="16"/>
               </w:rPr>
-              <w:t>022005</w:t>
+              <w:t>0 22 005</w:t>
             </w:r>
           </w:p>
         </w:tc>
@@ -1063,7 +1063,7 @@
                 <w:b w:val="0"/>
                 <w:sz w:val="16"/>
               </w:rPr>
-              <w:t>022011</w:t>
+              <w:t>0 22 011</w:t>
             </w:r>
           </w:p>
         </w:tc>
@@ -1227,7 +1227,7 @@
                 <w:b w:val="0"/>
                 <w:sz w:val="16"/>
               </w:rPr>
-              <w:t>022012</w:t>
+              <w:t>0 22 012</w:t>
             </w:r>
           </w:p>
         </w:tc>
@@ -1391,7 +1391,7 @@
                 <w:b w:val="0"/>
                 <w:sz w:val="16"/>
               </w:rPr>
-              <w:t>022013</w:t>
+              <w:t>0 22 013</w:t>
             </w:r>
           </w:p>
         </w:tc>
@@ -1555,7 +1555,7 @@
                 <w:b w:val="0"/>
                 <w:sz w:val="16"/>
               </w:rPr>
-              <w:t>022021</w:t>
+              <w:t>0 22 021</w:t>
             </w:r>
           </w:p>
         </w:tc>
@@ -1719,7 +1719,7 @@
                 <w:b w:val="0"/>
                 <w:sz w:val="16"/>
               </w:rPr>
-              <w:t>022022</w:t>
+              <w:t>0 22 022</w:t>
             </w:r>
           </w:p>
         </w:tc>
@@ -1883,7 +1883,7 @@
                 <w:b w:val="0"/>
                 <w:sz w:val="16"/>
               </w:rPr>
-              <w:t>022023</w:t>
+              <w:t>0 22 023</w:t>
             </w:r>
           </w:p>
         </w:tc>
@@ -2047,7 +2047,7 @@
                 <w:b w:val="0"/>
                 <w:sz w:val="16"/>
               </w:rPr>
-              <w:t>022025</w:t>
+              <w:t>0 22 025</w:t>
             </w:r>
           </w:p>
         </w:tc>
@@ -2211,7 +2211,7 @@
                 <w:b w:val="0"/>
                 <w:sz w:val="16"/>
               </w:rPr>
-              <w:t>022026</w:t>
+              <w:t>0 22 026</w:t>
             </w:r>
           </w:p>
         </w:tc>
@@ -2375,7 +2375,7 @@
                 <w:b w:val="0"/>
                 <w:sz w:val="16"/>
               </w:rPr>
-              <w:t>022031</w:t>
+              <w:t>0 22 031</w:t>
             </w:r>
           </w:p>
         </w:tc>
@@ -2539,7 +2539,7 @@
                 <w:b w:val="0"/>
                 <w:sz w:val="16"/>
               </w:rPr>
-              <w:t>022032</w:t>
+              <w:t>0 22 032</w:t>
             </w:r>
           </w:p>
         </w:tc>
@@ -2703,7 +2703,7 @@
                 <w:b w:val="0"/>
                 <w:sz w:val="16"/>
               </w:rPr>
-              <w:t>022035</w:t>
+              <w:t>0 22 035</w:t>
             </w:r>
           </w:p>
         </w:tc>
@@ -2867,7 +2867,7 @@
                 <w:b w:val="0"/>
                 <w:sz w:val="16"/>
               </w:rPr>
-              <w:t>022036</w:t>
+              <w:t>0 22 036</w:t>
             </w:r>
           </w:p>
         </w:tc>
@@ -3031,7 +3031,7 @@
                 <w:b w:val="0"/>
                 <w:sz w:val="16"/>
               </w:rPr>
-              <w:t>022037</w:t>
+              <w:t>0 22 037</w:t>
             </w:r>
           </w:p>
         </w:tc>
@@ -3195,7 +3195,7 @@
                 <w:b w:val="0"/>
                 <w:sz w:val="16"/>
               </w:rPr>
-              <w:t>022038</w:t>
+              <w:t>0 22 038</w:t>
             </w:r>
           </w:p>
         </w:tc>
@@ -3359,7 +3359,7 @@
                 <w:b w:val="0"/>
                 <w:sz w:val="16"/>
               </w:rPr>
-              <w:t>022039</w:t>
+              <w:t>0 22 039</w:t>
             </w:r>
           </w:p>
         </w:tc>
@@ -3524,7 +3524,7 @@
                 <w:b w:val="0"/>
                 <w:sz w:val="16"/>
               </w:rPr>
-              <w:t>022040</w:t>
+              <w:t>0 22 040</w:t>
             </w:r>
           </w:p>
         </w:tc>
@@ -3689,7 +3689,7 @@
                 <w:b w:val="0"/>
                 <w:sz w:val="16"/>
               </w:rPr>
-              <w:t>022041</w:t>
+              <w:t>0 22 041</w:t>
             </w:r>
           </w:p>
         </w:tc>
@@ -3853,7 +3853,7 @@
                 <w:b w:val="0"/>
                 <w:sz w:val="16"/>
               </w:rPr>
-              <w:t>022042</w:t>
+              <w:t>0 22 042</w:t>
             </w:r>
           </w:p>
         </w:tc>
@@ -4017,7 +4017,7 @@
                 <w:b w:val="0"/>
                 <w:sz w:val="16"/>
               </w:rPr>
-              <w:t>022043</w:t>
+              <w:t>0 22 043</w:t>
             </w:r>
           </w:p>
         </w:tc>
@@ -4181,7 +4181,7 @@
                 <w:b w:val="0"/>
                 <w:sz w:val="16"/>
               </w:rPr>
-              <w:t>022044</w:t>
+              <w:t>0 22 044</w:t>
             </w:r>
           </w:p>
         </w:tc>
@@ -4345,7 +4345,7 @@
                 <w:b w:val="0"/>
                 <w:sz w:val="16"/>
               </w:rPr>
-              <w:t>022045</w:t>
+              <w:t>0 22 045</w:t>
             </w:r>
           </w:p>
         </w:tc>
@@ -4509,7 +4509,7 @@
                 <w:b w:val="0"/>
                 <w:sz w:val="16"/>
               </w:rPr>
-              <w:t>022046</w:t>
+              <w:t>0 22 046</w:t>
             </w:r>
           </w:p>
         </w:tc>
@@ -4673,7 +4673,7 @@
                 <w:b w:val="0"/>
                 <w:sz w:val="16"/>
               </w:rPr>
-              <w:t>022049</w:t>
+              <w:t>0 22 049</w:t>
             </w:r>
           </w:p>
         </w:tc>
@@ -4837,7 +4837,7 @@
                 <w:b w:val="0"/>
                 <w:sz w:val="16"/>
               </w:rPr>
-              <w:t>022050</w:t>
+              <w:t>0 22 050</w:t>
             </w:r>
           </w:p>
         </w:tc>
@@ -5001,7 +5001,7 @@
                 <w:b w:val="0"/>
                 <w:sz w:val="16"/>
               </w:rPr>
-              <w:t>022055</w:t>
+              <w:t>0 22 055</w:t>
             </w:r>
           </w:p>
         </w:tc>
@@ -5165,7 +5165,7 @@
                 <w:b w:val="0"/>
                 <w:sz w:val="16"/>
               </w:rPr>
-              <w:t>022056</w:t>
+              <w:t>0 22 056</w:t>
             </w:r>
           </w:p>
         </w:tc>
@@ -5329,7 +5329,7 @@
                 <w:b w:val="0"/>
                 <w:sz w:val="16"/>
               </w:rPr>
-              <w:t>022059</w:t>
+              <w:t>0 22 059</w:t>
             </w:r>
           </w:p>
         </w:tc>
@@ -5493,7 +5493,7 @@
                 <w:b w:val="0"/>
                 <w:sz w:val="16"/>
               </w:rPr>
-              <w:t>022060</w:t>
+              <w:t>0 22 060</w:t>
             </w:r>
           </w:p>
         </w:tc>
@@ -5657,7 +5657,7 @@
                 <w:b w:val="0"/>
                 <w:sz w:val="16"/>
               </w:rPr>
-              <w:t>022061</w:t>
+              <w:t>0 22 061</w:t>
             </w:r>
           </w:p>
         </w:tc>
@@ -5821,7 +5821,7 @@
                 <w:b w:val="0"/>
                 <w:sz w:val="16"/>
               </w:rPr>
-              <w:t>022062</w:t>
+              <w:t>0 22 062</w:t>
             </w:r>
           </w:p>
         </w:tc>
@@ -5985,7 +5985,7 @@
                 <w:b w:val="0"/>
                 <w:sz w:val="16"/>
               </w:rPr>
-              <w:t>022063</w:t>
+              <w:t>0 22 063</w:t>
             </w:r>
           </w:p>
         </w:tc>
@@ -6149,7 +6149,7 @@
                 <w:b w:val="0"/>
                 <w:sz w:val="16"/>
               </w:rPr>
-              <w:t>022064</w:t>
+              <w:t>0 22 064</w:t>
             </w:r>
           </w:p>
         </w:tc>
@@ -6313,7 +6313,7 @@
                 <w:b w:val="0"/>
                 <w:sz w:val="16"/>
               </w:rPr>
-              <w:t>022065</w:t>
+              <w:t>0 22 065</w:t>
             </w:r>
           </w:p>
         </w:tc>
@@ -6477,7 +6477,7 @@
                 <w:b w:val="0"/>
                 <w:sz w:val="16"/>
               </w:rPr>
-              <w:t>022066</w:t>
+              <w:t>0 22 066</w:t>
             </w:r>
           </w:p>
         </w:tc>
@@ -6641,7 +6641,7 @@
                 <w:b w:val="0"/>
                 <w:sz w:val="16"/>
               </w:rPr>
-              <w:t>022067</w:t>
+              <w:t>0 22 067</w:t>
             </w:r>
           </w:p>
         </w:tc>
@@ -6805,7 +6805,7 @@
                 <w:b w:val="0"/>
                 <w:sz w:val="16"/>
               </w:rPr>
-              <w:t>022068</w:t>
+              <w:t>0 22 068</w:t>
             </w:r>
           </w:p>
         </w:tc>
@@ -6969,7 +6969,7 @@
                 <w:b w:val="0"/>
                 <w:sz w:val="16"/>
               </w:rPr>
-              <w:t>022069</w:t>
+              <w:t>0 22 069</w:t>
             </w:r>
           </w:p>
         </w:tc>
@@ -7133,7 +7133,7 @@
                 <w:b w:val="0"/>
                 <w:sz w:val="16"/>
               </w:rPr>
-              <w:t>022070</w:t>
+              <w:t>0 22 070</w:t>
             </w:r>
           </w:p>
         </w:tc>
@@ -7298,7 +7298,7 @@
                 <w:b w:val="0"/>
                 <w:sz w:val="16"/>
               </w:rPr>
-              <w:t>022071</w:t>
+              <w:t>0 22 071</w:t>
             </w:r>
           </w:p>
         </w:tc>
@@ -7462,7 +7462,7 @@
                 <w:b w:val="0"/>
                 <w:sz w:val="16"/>
               </w:rPr>
-              <w:t>022072</w:t>
+              <w:t>0 22 072</w:t>
             </w:r>
           </w:p>
         </w:tc>
@@ -7626,7 +7626,7 @@
                 <w:b w:val="0"/>
                 <w:sz w:val="16"/>
               </w:rPr>
-              <w:t>022073</w:t>
+              <w:t>0 22 073</w:t>
             </w:r>
           </w:p>
         </w:tc>
@@ -7790,7 +7790,7 @@
                 <w:b w:val="0"/>
                 <w:sz w:val="16"/>
               </w:rPr>
-              <w:t>022074</w:t>
+              <w:t>0 22 074</w:t>
             </w:r>
           </w:p>
         </w:tc>
@@ -7954,7 +7954,7 @@
                 <w:b w:val="0"/>
                 <w:sz w:val="16"/>
               </w:rPr>
-              <w:t>022075</w:t>
+              <w:t>0 22 075</w:t>
             </w:r>
           </w:p>
         </w:tc>
@@ -8118,7 +8118,7 @@
                 <w:b w:val="0"/>
                 <w:sz w:val="16"/>
               </w:rPr>
-              <w:t>022076</w:t>
+              <w:t>0 22 076</w:t>
             </w:r>
           </w:p>
         </w:tc>
@@ -8283,7 +8283,7 @@
                 <w:b w:val="0"/>
                 <w:sz w:val="16"/>
               </w:rPr>
-              <w:t>022077</w:t>
+              <w:t>0 22 077</w:t>
             </w:r>
           </w:p>
         </w:tc>
@@ -8448,7 +8448,7 @@
                 <w:b w:val="0"/>
                 <w:sz w:val="16"/>
               </w:rPr>
-              <w:t>022078</w:t>
+              <w:t>0 22 078</w:t>
             </w:r>
           </w:p>
         </w:tc>
@@ -8612,7 +8612,7 @@
                 <w:b w:val="0"/>
                 <w:sz w:val="16"/>
               </w:rPr>
-              <w:t>022079</w:t>
+              <w:t>0 22 079</w:t>
             </w:r>
           </w:p>
         </w:tc>
@@ -8776,7 +8776,7 @@
                 <w:b w:val="0"/>
                 <w:sz w:val="16"/>
               </w:rPr>
-              <w:t>022080</w:t>
+              <w:t>0 22 080</w:t>
             </w:r>
           </w:p>
         </w:tc>
@@ -8940,7 +8940,7 @@
                 <w:b w:val="0"/>
                 <w:sz w:val="16"/>
               </w:rPr>
-              <w:t>022081</w:t>
+              <w:t>0 22 081</w:t>
             </w:r>
           </w:p>
         </w:tc>
@@ -9104,7 +9104,7 @@
                 <w:b w:val="0"/>
                 <w:sz w:val="16"/>
               </w:rPr>
-              <w:t>022082</w:t>
+              <w:t>0 22 082</w:t>
             </w:r>
           </w:p>
         </w:tc>
@@ -9268,7 +9268,7 @@
                 <w:b w:val="0"/>
                 <w:sz w:val="16"/>
               </w:rPr>
-              <w:t>022083</w:t>
+              <w:t>0 22 083</w:t>
             </w:r>
           </w:p>
         </w:tc>
@@ -9432,7 +9432,7 @@
                 <w:b w:val="0"/>
                 <w:sz w:val="16"/>
               </w:rPr>
-              <w:t>022084</w:t>
+              <w:t>0 22 084</w:t>
             </w:r>
           </w:p>
         </w:tc>
@@ -9596,7 +9596,7 @@
                 <w:b w:val="0"/>
                 <w:sz w:val="16"/>
               </w:rPr>
-              <w:t>022085</w:t>
+              <w:t>0 22 085</w:t>
             </w:r>
           </w:p>
         </w:tc>
@@ -9760,7 +9760,7 @@
                 <w:b w:val="0"/>
                 <w:sz w:val="16"/>
               </w:rPr>
-              <w:t>022086</w:t>
+              <w:t>0 22 086</w:t>
             </w:r>
           </w:p>
         </w:tc>
@@ -9925,7 +9925,7 @@
                 <w:b w:val="0"/>
                 <w:sz w:val="16"/>
               </w:rPr>
-              <w:t>022087</w:t>
+              <w:t>0 22 087</w:t>
             </w:r>
           </w:p>
         </w:tc>
@@ -10089,7 +10089,7 @@
                 <w:b w:val="0"/>
                 <w:sz w:val="16"/>
               </w:rPr>
-              <w:t>022088</w:t>
+              <w:t>0 22 088</w:t>
             </w:r>
           </w:p>
         </w:tc>
@@ -10253,7 +10253,7 @@
                 <w:b w:val="0"/>
                 <w:sz w:val="16"/>
               </w:rPr>
-              <w:t>022089</w:t>
+              <w:t>0 22 089</w:t>
             </w:r>
           </w:p>
         </w:tc>
@@ -10417,7 +10417,7 @@
                 <w:b w:val="0"/>
                 <w:sz w:val="16"/>
               </w:rPr>
-              <w:t>022090</w:t>
+              <w:t>0 22 090</w:t>
             </w:r>
           </w:p>
         </w:tc>
@@ -10581,7 +10581,7 @@
                 <w:b w:val="0"/>
                 <w:sz w:val="16"/>
               </w:rPr>
-              <w:t>022091</w:t>
+              <w:t>0 22 091</w:t>
             </w:r>
           </w:p>
         </w:tc>
@@ -10745,7 +10745,7 @@
                 <w:b w:val="0"/>
                 <w:sz w:val="16"/>
               </w:rPr>
-              <w:t>022092</w:t>
+              <w:t>0 22 092</w:t>
             </w:r>
           </w:p>
         </w:tc>
@@ -10909,7 +10909,7 @@
                 <w:b w:val="0"/>
                 <w:sz w:val="16"/>
               </w:rPr>
-              <w:t>022093</w:t>
+              <w:t>0 22 093</w:t>
             </w:r>
           </w:p>
         </w:tc>
@@ -11073,7 +11073,7 @@
                 <w:b w:val="0"/>
                 <w:sz w:val="16"/>
               </w:rPr>
-              <w:t>022094</w:t>
+              <w:t>0 22 094</w:t>
             </w:r>
           </w:p>
         </w:tc>
@@ -11237,7 +11237,7 @@
                 <w:b w:val="0"/>
                 <w:sz w:val="16"/>
               </w:rPr>
-              <w:t>022095</w:t>
+              <w:t>0 22 095</w:t>
             </w:r>
           </w:p>
         </w:tc>
@@ -11401,7 +11401,7 @@
                 <w:b w:val="0"/>
                 <w:sz w:val="16"/>
               </w:rPr>
-              <w:t>022096</w:t>
+              <w:t>0 22 096</w:t>
             </w:r>
           </w:p>
         </w:tc>
@@ -11565,7 +11565,7 @@
                 <w:b w:val="0"/>
                 <w:sz w:val="16"/>
               </w:rPr>
-              <w:t>022097</w:t>
+              <w:t>0 22 097</w:t>
             </w:r>
           </w:p>
         </w:tc>
@@ -11730,7 +11730,7 @@
                 <w:b w:val="0"/>
                 <w:sz w:val="16"/>
               </w:rPr>
-              <w:t>022098</w:t>
+              <w:t>0 22 098</w:t>
             </w:r>
           </w:p>
         </w:tc>
@@ -11895,7 +11895,7 @@
                 <w:b w:val="0"/>
                 <w:sz w:val="16"/>
               </w:rPr>
-              <w:t>022099</w:t>
+              <w:t>0 22 099</w:t>
             </w:r>
           </w:p>
         </w:tc>
@@ -12060,7 +12060,7 @@
                 <w:b w:val="0"/>
                 <w:sz w:val="16"/>
               </w:rPr>
-              <w:t>022100</w:t>
+              <w:t>0 22 100</w:t>
             </w:r>
           </w:p>
         </w:tc>
@@ -12225,7 +12225,7 @@
                 <w:b w:val="0"/>
                 <w:sz w:val="16"/>
               </w:rPr>
-              <w:t>022101</w:t>
+              <w:t>0 22 101</w:t>
             </w:r>
           </w:p>
         </w:tc>
@@ -12390,7 +12390,7 @@
                 <w:b w:val="0"/>
                 <w:sz w:val="16"/>
               </w:rPr>
-              <w:t>022102</w:t>
+              <w:t>0 22 102</w:t>
             </w:r>
           </w:p>
         </w:tc>
@@ -12555,7 +12555,7 @@
                 <w:b w:val="0"/>
                 <w:sz w:val="16"/>
               </w:rPr>
-              <w:t>022103</w:t>
+              <w:t>0 22 103</w:t>
             </w:r>
           </w:p>
         </w:tc>
@@ -12720,7 +12720,7 @@
                 <w:b w:val="0"/>
                 <w:sz w:val="16"/>
               </w:rPr>
-              <w:t>022104</w:t>
+              <w:t>0 22 104</w:t>
             </w:r>
           </w:p>
         </w:tc>
@@ -12885,7 +12885,7 @@
                 <w:b w:val="0"/>
                 <w:sz w:val="16"/>
               </w:rPr>
-              <w:t>022105</w:t>
+              <w:t>0 22 105</w:t>
             </w:r>
           </w:p>
         </w:tc>
@@ -13050,7 +13050,7 @@
                 <w:b w:val="0"/>
                 <w:sz w:val="16"/>
               </w:rPr>
-              <w:t>022106</w:t>
+              <w:t>0 22 106</w:t>
             </w:r>
           </w:p>
         </w:tc>
@@ -13215,7 +13215,7 @@
                 <w:b w:val="0"/>
                 <w:sz w:val="16"/>
               </w:rPr>
-              <w:t>022107</w:t>
+              <w:t>0 22 107</w:t>
             </w:r>
           </w:p>
         </w:tc>
@@ -13380,7 +13380,7 @@
                 <w:b w:val="0"/>
                 <w:sz w:val="16"/>
               </w:rPr>
-              <w:t>022108</w:t>
+              <w:t>0 22 108</w:t>
             </w:r>
           </w:p>
         </w:tc>
@@ -13544,7 +13544,7 @@
                 <w:b w:val="0"/>
                 <w:sz w:val="16"/>
               </w:rPr>
-              <w:t>022120</w:t>
+              <w:t>0 22 120</w:t>
             </w:r>
           </w:p>
         </w:tc>
@@ -13708,7 +13708,7 @@
                 <w:b w:val="0"/>
                 <w:sz w:val="16"/>
               </w:rPr>
-              <w:t>022121</w:t>
+              <w:t>0 22 121</w:t>
             </w:r>
           </w:p>
         </w:tc>
@@ -13872,7 +13872,7 @@
                 <w:b w:val="0"/>
                 <w:sz w:val="16"/>
               </w:rPr>
-              <w:t>022122</w:t>
+              <w:t>0 22 122</w:t>
             </w:r>
           </w:p>
         </w:tc>
@@ -14036,7 +14036,7 @@
                 <w:b w:val="0"/>
                 <w:sz w:val="16"/>
               </w:rPr>
-              <w:t>022123</w:t>
+              <w:t>0 22 123</w:t>
             </w:r>
           </w:p>
         </w:tc>
@@ -14200,7 +14200,7 @@
                 <w:b w:val="0"/>
                 <w:sz w:val="16"/>
               </w:rPr>
-              <w:t>022130</w:t>
+              <w:t>0 22 130</w:t>
             </w:r>
           </w:p>
         </w:tc>
@@ -14364,7 +14364,7 @@
                 <w:b w:val="0"/>
                 <w:sz w:val="16"/>
               </w:rPr>
-              <w:t>022131</w:t>
+              <w:t>0 22 131</w:t>
             </w:r>
           </w:p>
         </w:tc>
@@ -14528,7 +14528,7 @@
                 <w:b w:val="0"/>
                 <w:sz w:val="16"/>
               </w:rPr>
-              <w:t>022132</w:t>
+              <w:t>0 22 132</w:t>
             </w:r>
           </w:p>
         </w:tc>
@@ -14692,7 +14692,7 @@
                 <w:b w:val="0"/>
                 <w:sz w:val="16"/>
               </w:rPr>
-              <w:t>022133</w:t>
+              <w:t>0 22 133</w:t>
             </w:r>
           </w:p>
         </w:tc>
@@ -14856,7 +14856,7 @@
                 <w:b w:val="0"/>
                 <w:sz w:val="16"/>
               </w:rPr>
-              <w:t>022134</w:t>
+              <w:t>0 22 134</w:t>
             </w:r>
           </w:p>
         </w:tc>
@@ -15020,7 +15020,7 @@
                 <w:b w:val="0"/>
                 <w:sz w:val="16"/>
               </w:rPr>
-              <w:t>022141</w:t>
+              <w:t>0 22 141</w:t>
             </w:r>
           </w:p>
         </w:tc>
@@ -15184,7 +15184,7 @@
                 <w:b w:val="0"/>
                 <w:sz w:val="16"/>
               </w:rPr>
-              <w:t>022142</w:t>
+              <w:t>0 22 142</w:t>
             </w:r>
           </w:p>
         </w:tc>
@@ -15348,7 +15348,7 @@
                 <w:b w:val="0"/>
                 <w:sz w:val="16"/>
               </w:rPr>
-              <w:t>022143</w:t>
+              <w:t>0 22 143</w:t>
             </w:r>
           </w:p>
         </w:tc>
@@ -15512,7 +15512,7 @@
                 <w:b w:val="0"/>
                 <w:sz w:val="16"/>
               </w:rPr>
-              <w:t>022144</w:t>
+              <w:t>0 22 144</w:t>
             </w:r>
           </w:p>
         </w:tc>
@@ -15676,7 +15676,7 @@
                 <w:b w:val="0"/>
                 <w:sz w:val="16"/>
               </w:rPr>
-              <w:t>022145</w:t>
+              <w:t>0 22 145</w:t>
             </w:r>
           </w:p>
         </w:tc>
@@ -15840,7 +15840,7 @@
                 <w:b w:val="0"/>
                 <w:sz w:val="16"/>
               </w:rPr>
-              <w:t>022146</w:t>
+              <w:t>0 22 146</w:t>
             </w:r>
           </w:p>
         </w:tc>
@@ -16004,7 +16004,7 @@
                 <w:b w:val="0"/>
                 <w:sz w:val="16"/>
               </w:rPr>
-              <w:t>022147</w:t>
+              <w:t>0 22 147</w:t>
             </w:r>
           </w:p>
         </w:tc>
@@ -16168,7 +16168,7 @@
                 <w:b w:val="0"/>
                 <w:sz w:val="16"/>
               </w:rPr>
-              <w:t>022148</w:t>
+              <w:t>0 22 148</w:t>
             </w:r>
           </w:p>
         </w:tc>
@@ -16332,7 +16332,7 @@
                 <w:b w:val="0"/>
                 <w:sz w:val="16"/>
               </w:rPr>
-              <w:t>022149</w:t>
+              <w:t>0 22 149</w:t>
             </w:r>
           </w:p>
         </w:tc>
@@ -16496,7 +16496,7 @@
                 <w:b w:val="0"/>
                 <w:sz w:val="16"/>
               </w:rPr>
-              <w:t>022150</w:t>
+              <w:t>0 22 150</w:t>
             </w:r>
           </w:p>
         </w:tc>
@@ -16660,7 +16660,7 @@
                 <w:b w:val="0"/>
                 <w:sz w:val="16"/>
               </w:rPr>
-              <w:t>022151</w:t>
+              <w:t>0 22 151</w:t>
             </w:r>
           </w:p>
         </w:tc>
@@ -16824,7 +16824,7 @@
                 <w:b w:val="0"/>
                 <w:sz w:val="16"/>
               </w:rPr>
-              <w:t>022152</w:t>
+              <w:t>0 22 152</w:t>
             </w:r>
           </w:p>
         </w:tc>
@@ -16988,7 +16988,7 @@
                 <w:b w:val="0"/>
                 <w:sz w:val="16"/>
               </w:rPr>
-              <w:t>022153</w:t>
+              <w:t>0 22 153</w:t>
             </w:r>
           </w:p>
         </w:tc>
@@ -17152,7 +17152,7 @@
                 <w:b w:val="0"/>
                 <w:sz w:val="16"/>
               </w:rPr>
-              <w:t>022154</w:t>
+              <w:t>0 22 154</w:t>
             </w:r>
           </w:p>
         </w:tc>
@@ -17316,7 +17316,7 @@
                 <w:b w:val="0"/>
                 <w:sz w:val="16"/>
               </w:rPr>
-              <w:t>022155</w:t>
+              <w:t>0 22 155</w:t>
             </w:r>
           </w:p>
         </w:tc>
@@ -17480,7 +17480,7 @@
                 <w:b w:val="0"/>
                 <w:sz w:val="16"/>
               </w:rPr>
-              <w:t>022156</w:t>
+              <w:t>0 22 156</w:t>
             </w:r>
           </w:p>
         </w:tc>
@@ -17644,7 +17644,7 @@
                 <w:b w:val="0"/>
                 <w:sz w:val="16"/>
               </w:rPr>
-              <w:t>022157</w:t>
+              <w:t>0 22 157</w:t>
             </w:r>
           </w:p>
         </w:tc>
@@ -17808,7 +17808,7 @@
                 <w:b w:val="0"/>
                 <w:sz w:val="16"/>
               </w:rPr>
-              <w:t>022158</w:t>
+              <w:t>0 22 158</w:t>
             </w:r>
           </w:p>
         </w:tc>
@@ -17972,7 +17972,7 @@
                 <w:b w:val="0"/>
                 <w:sz w:val="16"/>
               </w:rPr>
-              <w:t>022159</w:t>
+              <w:t>0 22 159</w:t>
             </w:r>
           </w:p>
         </w:tc>
@@ -18136,7 +18136,7 @@
                 <w:b w:val="0"/>
                 <w:sz w:val="16"/>
               </w:rPr>
-              <w:t>022160</w:t>
+              <w:t>0 22 160</w:t>
             </w:r>
           </w:p>
         </w:tc>
@@ -18300,7 +18300,7 @@
                 <w:b w:val="0"/>
                 <w:sz w:val="16"/>
               </w:rPr>
-              <w:t>022161</w:t>
+              <w:t>0 22 161</w:t>
             </w:r>
           </w:p>
         </w:tc>
@@ -18464,7 +18464,7 @@
                 <w:b w:val="0"/>
                 <w:sz w:val="16"/>
               </w:rPr>
-              <w:t>022162</w:t>
+              <w:t>0 22 162</w:t>
             </w:r>
           </w:p>
         </w:tc>
@@ -18628,7 +18628,7 @@
                 <w:b w:val="0"/>
                 <w:sz w:val="16"/>
               </w:rPr>
-              <w:t>022163</w:t>
+              <w:t>0 22 163</w:t>
             </w:r>
           </w:p>
         </w:tc>
@@ -18792,7 +18792,7 @@
                 <w:b w:val="0"/>
                 <w:sz w:val="16"/>
               </w:rPr>
-              <w:t>022164</w:t>
+              <w:t>0 22 164</w:t>
             </w:r>
           </w:p>
         </w:tc>
@@ -18956,7 +18956,7 @@
                 <w:b w:val="0"/>
                 <w:sz w:val="16"/>
               </w:rPr>
-              <w:t>022165</w:t>
+              <w:t>0 22 165</w:t>
             </w:r>
           </w:p>
         </w:tc>
@@ -19120,7 +19120,7 @@
                 <w:b w:val="0"/>
                 <w:sz w:val="16"/>
               </w:rPr>
-              <w:t>022166</w:t>
+              <w:t>0 22 166</w:t>
             </w:r>
           </w:p>
         </w:tc>
@@ -19284,7 +19284,7 @@
                 <w:b w:val="0"/>
                 <w:sz w:val="16"/>
               </w:rPr>
-              <w:t>022167</w:t>
+              <w:t>0 22 167</w:t>
             </w:r>
           </w:p>
         </w:tc>
@@ -19448,7 +19448,7 @@
                 <w:b w:val="0"/>
                 <w:sz w:val="16"/>
               </w:rPr>
-              <w:t>022168</w:t>
+              <w:t>0 22 168</w:t>
             </w:r>
           </w:p>
         </w:tc>
@@ -19612,7 +19612,7 @@
                 <w:b w:val="0"/>
                 <w:sz w:val="16"/>
               </w:rPr>
-              <w:t>022169</w:t>
+              <w:t>0 22 169</w:t>
             </w:r>
           </w:p>
         </w:tc>
@@ -19776,7 +19776,7 @@
                 <w:b w:val="0"/>
                 <w:sz w:val="16"/>
               </w:rPr>
-              <w:t>022170</w:t>
+              <w:t>0 22 170</w:t>
             </w:r>
           </w:p>
         </w:tc>
@@ -19940,7 +19940,7 @@
                 <w:b w:val="0"/>
                 <w:sz w:val="16"/>
               </w:rPr>
-              <w:t>022171</w:t>
+              <w:t>0 22 171</w:t>
             </w:r>
           </w:p>
         </w:tc>
@@ -20104,7 +20104,7 @@
                 <w:b w:val="0"/>
                 <w:sz w:val="16"/>
               </w:rPr>
-              <w:t>022172</w:t>
+              <w:t>0 22 172</w:t>
             </w:r>
           </w:p>
         </w:tc>
@@ -20268,7 +20268,7 @@
                 <w:b w:val="0"/>
                 <w:sz w:val="16"/>
               </w:rPr>
-              <w:t>022173</w:t>
+              <w:t>0 22 173</w:t>
             </w:r>
           </w:p>
         </w:tc>
@@ -20432,7 +20432,7 @@
                 <w:b w:val="0"/>
                 <w:sz w:val="16"/>
               </w:rPr>
-              <w:t>022174</w:t>
+              <w:t>0 22 174</w:t>
             </w:r>
           </w:p>
         </w:tc>
@@ -20596,7 +20596,7 @@
                 <w:b w:val="0"/>
                 <w:sz w:val="16"/>
               </w:rPr>
-              <w:t>022175</w:t>
+              <w:t>0 22 175</w:t>
             </w:r>
           </w:p>
         </w:tc>
@@ -20760,7 +20760,7 @@
                 <w:b w:val="0"/>
                 <w:sz w:val="16"/>
               </w:rPr>
-              <w:t>022177</w:t>
+              <w:t>0 22 177</w:t>
             </w:r>
           </w:p>
         </w:tc>
@@ -20924,7 +20924,7 @@
                 <w:b w:val="0"/>
                 <w:sz w:val="16"/>
               </w:rPr>
-              <w:t>022178</w:t>
+              <w:t>0 22 178</w:t>
             </w:r>
           </w:p>
         </w:tc>
@@ -21088,7 +21088,7 @@
                 <w:b w:val="0"/>
                 <w:sz w:val="16"/>
               </w:rPr>
-              <w:t>022179</w:t>
+              <w:t>0 22 179</w:t>
             </w:r>
           </w:p>
         </w:tc>
@@ -21253,7 +21253,7 @@
                 <w:b w:val="0"/>
                 <w:sz w:val="16"/>
               </w:rPr>
-              <w:t>022182</w:t>
+              <w:t>0 22 182</w:t>
             </w:r>
           </w:p>
         </w:tc>
@@ -21418,7 +21418,7 @@
                 <w:b w:val="0"/>
                 <w:sz w:val="16"/>
               </w:rPr>
-              <w:t>022184</w:t>
+              <w:t>0 22 184</w:t>
             </w:r>
           </w:p>
         </w:tc>
@@ -21582,7 +21582,7 @@
                 <w:b w:val="0"/>
                 <w:sz w:val="16"/>
               </w:rPr>
-              <w:t>022185</w:t>
+              <w:t>0 22 185</w:t>
             </w:r>
           </w:p>
         </w:tc>
@@ -21746,7 +21746,7 @@
                 <w:b w:val="0"/>
                 <w:sz w:val="16"/>
               </w:rPr>
-              <w:t>022186</w:t>
+              <w:t>0 22 186</w:t>
             </w:r>
           </w:p>
         </w:tc>
@@ -21911,7 +21911,7 @@
                 <w:b w:val="0"/>
                 <w:sz w:val="16"/>
               </w:rPr>
-              <w:t>022187</w:t>
+              <w:t>0 22 187</w:t>
             </w:r>
           </w:p>
         </w:tc>
@@ -22076,7 +22076,7 @@
                 <w:b w:val="0"/>
                 <w:sz w:val="16"/>
               </w:rPr>
-              <w:t>022188</w:t>
+              <w:t>0 22 188</w:t>
             </w:r>
           </w:p>
         </w:tc>
@@ -22240,7 +22240,7 @@
                 <w:b w:val="0"/>
                 <w:sz w:val="16"/>
               </w:rPr>
-              <w:t>022189</w:t>
+              <w:t>0 22 189</w:t>
             </w:r>
           </w:p>
         </w:tc>
@@ -22404,7 +22404,7 @@
                 <w:b w:val="0"/>
                 <w:sz w:val="16"/>
               </w:rPr>
-              <w:t>022190</w:t>
+              <w:t>0 22 190</w:t>
             </w:r>
           </w:p>
         </w:tc>
@@ -22568,7 +22568,7 @@
                 <w:b w:val="0"/>
                 <w:sz w:val="16"/>
               </w:rPr>
-              <w:t>022191</w:t>
+              <w:t>0 22 191</w:t>
             </w:r>
           </w:p>
         </w:tc>

--- a/docx/en/BUFRCREX_TableB_en_22.docx
+++ b/docx/en/BUFRCREX_TableB_en_22.docx
@@ -27000,366 +27000,6 @@
       </w:tr>
     </w:tbl>
     <w:p/>
-    <w:p>
-      <w:r>
-        <w:rPr>
-          <w:rFonts w:ascii="Verdana" w:hAnsi="Verdana"/>
-          <w:i/>
-          <w:sz w:val="14"/>
-        </w:rPr>
-        <w:t>Note 23: A precipitation value of -0.1 kg m-2 before scaling (-1 after scaling or in CREX) shall indicate a "trace" (non-measurable, less than 0.05 kg m-2).</w:t>
-      </w:r>
-    </w:p>
-    <w:p>
-      <w:r>
-        <w:rPr>
-          <w:rFonts w:ascii="Verdana" w:hAnsi="Verdana"/>
-          <w:i/>
-          <w:sz w:val="14"/>
-        </w:rPr>
-        <w:t>Note 25: A previously defined significance may be cancelled by transmitting a "missing" from the appropriate code or flag table.</w:t>
-      </w:r>
-    </w:p>
-    <w:p>
-      <w:r>
-        <w:rPr>
-          <w:rFonts w:ascii="Verdana" w:hAnsi="Verdana"/>
-          <w:i/>
-          <w:sz w:val="14"/>
-        </w:rPr>
-        <w:t>Note 27: All times are Universal Time Coordinated (UTC) unless otherwise noted.</w:t>
-      </w:r>
-    </w:p>
-    <w:p>
-      <w:r>
-        <w:rPr>
-          <w:rFonts w:ascii="Verdana" w:hAnsi="Verdana"/>
-          <w:i/>
-          <w:sz w:val="14"/>
-        </w:rPr>
-        <w:t>Note 32: Bearing or azimuth shall only be used with respect to a stated location, and shall not redefine that location.</w:t>
-      </w:r>
-    </w:p>
-    <w:p>
-      <w:r>
-        <w:rPr>
-          <w:rFonts w:ascii="Verdana" w:hAnsi="Verdana"/>
-          <w:i/>
-          <w:sz w:val="14"/>
-        </w:rPr>
-        <w:t>Note 62: Distance shall only be used with respect to a stated location and a bearing, azimuth or elevation; it shall not redefine that location.</w:t>
-      </w:r>
-    </w:p>
-    <w:p>
-      <w:r>
-        <w:rPr>
-          <w:rFonts w:ascii="Verdana" w:hAnsi="Verdana"/>
-          <w:i/>
-          <w:sz w:val="14"/>
-        </w:rPr>
-        <w:t>Note 63: Downward radiation shall be assigned positive values.</w:t>
-      </w:r>
-    </w:p>
-    <w:p>
-      <w:r>
-        <w:rPr>
-          <w:rFonts w:ascii="Verdana" w:hAnsi="Verdana"/>
-          <w:i/>
-          <w:sz w:val="14"/>
-        </w:rPr>
-        <w:t>Note 64: Downward w-components shall be assigned positive values where units are Pa s-1.</w:t>
-      </w:r>
-    </w:p>
-    <w:p>
-      <w:r>
-        <w:rPr>
-          <w:rFonts w:ascii="Verdana" w:hAnsi="Verdana"/>
-          <w:i/>
-          <w:sz w:val="14"/>
-        </w:rPr>
-        <w:t>Note 66: East to west increments shall be assigned negative values.</w:t>
-      </w:r>
-    </w:p>
-    <w:p>
-      <w:r>
-        <w:rPr>
-          <w:rFonts w:ascii="Verdana" w:hAnsi="Verdana"/>
-          <w:i/>
-          <w:sz w:val="14"/>
-        </w:rPr>
-        <w:t>Note 75: For CREX descriptors F = B, not 0.</w:t>
-      </w:r>
-    </w:p>
-    <w:p>
-      <w:r>
-        <w:rPr>
-          <w:rFonts w:ascii="Verdana" w:hAnsi="Verdana"/>
-          <w:i/>
-          <w:sz w:val="14"/>
-        </w:rPr>
-        <w:t>Note 92: In order to distinguish unambiguously the cases of missing data and saturated pixels, n-bit image data should be encoded using a data width of n+1. Where such a descriptor is not already available in Class 30, operator descriptor 2 01 YYY should be used to modify the data width of the existing entry as required.</w:t>
-      </w:r>
-    </w:p>
-    <w:p>
-      <w:r>
-        <w:rPr>
-          <w:rFonts w:ascii="Verdana" w:hAnsi="Verdana"/>
-          <w:i/>
-          <w:sz w:val="14"/>
-        </w:rPr>
-        <w:t>Note 105: Negative time periods or displacements shall be used to indicate time periods or displacements preceding the currently defined time.</w:t>
-      </w:r>
-    </w:p>
-    <w:p>
-      <w:r>
-        <w:rPr>
-          <w:rFonts w:ascii="Verdana" w:hAnsi="Verdana"/>
-          <w:i/>
-          <w:sz w:val="14"/>
-        </w:rPr>
-        <w:t>Note 110: North to south increments shall be assigned negative values.</w:t>
-      </w:r>
-    </w:p>
-    <w:p>
-      <w:r>
-        <w:rPr>
-          <w:rFonts w:ascii="Verdana" w:hAnsi="Verdana"/>
-          <w:i/>
-          <w:sz w:val="14"/>
-        </w:rPr>
-        <w:t>Note 115: Pixel data width can be changed with descriptor 2 01 YYY.</w:t>
-      </w:r>
-    </w:p>
-    <w:p>
-      <w:r>
-        <w:rPr>
-          <w:rFonts w:ascii="Verdana" w:hAnsi="Verdana"/>
-          <w:i/>
-          <w:sz w:val="14"/>
-        </w:rPr>
-        <w:t>Note 121: Some indication of expected accuracy may be implied in conjunction with certain elements in this class.</w:t>
-      </w:r>
-    </w:p>
-    <w:p>
-      <w:r>
-        <w:rPr>
-          <w:rFonts w:ascii="Verdana" w:hAnsi="Verdana"/>
-          <w:i/>
-          <w:sz w:val="14"/>
-        </w:rPr>
-        <w:t>Note 122: South latitude shall be assigned negative values.</w:t>
-      </w:r>
-    </w:p>
-    <w:p>
-      <w:r>
-        <w:rPr>
-          <w:rFonts w:ascii="Verdana" w:hAnsi="Verdana"/>
-          <w:i/>
-          <w:sz w:val="14"/>
-        </w:rPr>
-        <w:t>Note 123: South to north v-components shall be assigned positive values.</w:t>
-      </w:r>
-    </w:p>
-    <w:p>
-      <w:r>
-        <w:rPr>
-          <w:rFonts w:ascii="Verdana" w:hAnsi="Verdana"/>
-          <w:i/>
-          <w:sz w:val="14"/>
-        </w:rPr>
-        <w:t>Note 126: Surface wind direction measured at a station within 1° of the North Pole or within 1° of the South Pole shall be reported in such a way that the azimuth ring shall be aligned with its zero coinciding with the Greenwich 0° meridian.</w:t>
-      </w:r>
-    </w:p>
-    <w:p>
-      <w:r>
-        <w:rPr>
-          <w:rFonts w:ascii="Verdana" w:hAnsi="Verdana"/>
-          <w:i/>
-          <w:sz w:val="14"/>
-        </w:rPr>
-        <w:t>Note 140: The pixel size on horizontal - 1 is given at location where map scale factor is unity.</w:t>
-      </w:r>
-    </w:p>
-    <w:p>
-      <w:r>
-        <w:rPr>
-          <w:rFonts w:ascii="Verdana" w:hAnsi="Verdana"/>
-          <w:i/>
-          <w:sz w:val="14"/>
-        </w:rPr>
-        <w:t>Note 141: The pixel size on horizontal - 2 is given at location where map scale factor is unity.</w:t>
-      </w:r>
-    </w:p>
-    <w:p>
-      <w:r>
-        <w:rPr>
-          <w:rFonts w:ascii="Verdana" w:hAnsi="Verdana"/>
-          <w:i/>
-          <w:sz w:val="14"/>
-        </w:rPr>
-        <w:t>Note 145: The significance of time periods or displacements may be indicated using the time significance code corresponding to table reference 0 08 021.</w:t>
-      </w:r>
-    </w:p>
-    <w:p>
-      <w:r>
-        <w:rPr>
-          <w:rFonts w:ascii="Verdana" w:hAnsi="Verdana"/>
-          <w:i/>
-          <w:sz w:val="14"/>
-        </w:rPr>
-        <w:t>Note 149: The time location, when used with forecast values, shall indicate the time of the initial state for the forecast, or the beginning of the forecast period; when used with ensemble means of forecast values, the time location shall indicate the initial state or the beginning of the first forecast over which ensemble means are derived.</w:t>
-      </w:r>
-    </w:p>
-    <w:p>
-      <w:r>
-        <w:rPr>
-          <w:rFonts w:ascii="Verdana" w:hAnsi="Verdana"/>
-          <w:i/>
-          <w:sz w:val="14"/>
-        </w:rPr>
-        <w:t>Note 155: This class may also contain elements relating to observational procedures.</w:t>
-      </w:r>
-    </w:p>
-    <w:p>
-      <w:r>
-        <w:rPr>
-          <w:rFonts w:ascii="Verdana" w:hAnsi="Verdana"/>
-          <w:i/>
-          <w:sz w:val="14"/>
-        </w:rPr>
-        <w:t>Note 156: This class shall contain elements to describe the instrumentation used to obtain the meteorological elements reported.</w:t>
-      </w:r>
-    </w:p>
-    <w:p>
-      <w:r>
-        <w:rPr>
-          <w:rFonts w:ascii="Verdana" w:hAnsi="Verdana"/>
-          <w:i/>
-          <w:sz w:val="14"/>
-        </w:rPr>
-        <w:t>Note 158: Time periods or displacements and time increments require an initial time location to be defined prior to their use, followed where appropriate by a time significance definition.</w:t>
-      </w:r>
-    </w:p>
-    <w:p>
-      <w:r>
-        <w:rPr>
-          <w:rFonts w:ascii="Verdana" w:hAnsi="Verdana"/>
-          <w:i/>
-          <w:sz w:val="14"/>
-        </w:rPr>
-        <w:t>Note 160: Upward radiation shall be assigned negative values.</w:t>
-      </w:r>
-    </w:p>
-    <w:p>
-      <w:r>
-        <w:rPr>
-          <w:rFonts w:ascii="Verdana" w:hAnsi="Verdana"/>
-          <w:i/>
-          <w:sz w:val="14"/>
-        </w:rPr>
-        <w:t>Note 161: Upward w-components shall be assigned positive values where units are m s-1.</w:t>
-      </w:r>
-    </w:p>
-    <w:p>
-      <w:r>
-        <w:rPr>
-          <w:rFonts w:ascii="Verdana" w:hAnsi="Verdana"/>
-          <w:i/>
-          <w:sz w:val="14"/>
-        </w:rPr>
-        <w:t>Note 162: Useful ranges used above:1011 Bq to 1019 Bq for releases;10-2 Bq to 107 Bq and 10-2 mSv to 107 mSv for concentration and doses.</w:t>
-      </w:r>
-    </w:p>
-    <w:p>
-      <w:r>
-        <w:rPr>
-          <w:rFonts w:ascii="Verdana" w:hAnsi="Verdana"/>
-          <w:i/>
-          <w:sz w:val="14"/>
-        </w:rPr>
-        <w:t>Note 163: Values of latitude and latitude increments are limited to the range -90 degrees to +90 degrees.</w:t>
-      </w:r>
-    </w:p>
-    <w:p>
-      <w:r>
-        <w:rPr>
-          <w:rFonts w:ascii="Verdana" w:hAnsi="Verdana"/>
-          <w:i/>
-          <w:sz w:val="14"/>
-        </w:rPr>
-        <w:t>Note 164: Values of longitude are limited to the range -180 degrees to +180 degrees.</w:t>
-      </w:r>
-    </w:p>
-    <w:p>
-      <w:r>
-        <w:rPr>
-          <w:rFonts w:ascii="Verdana" w:hAnsi="Verdana"/>
-          <w:i/>
-          <w:sz w:val="14"/>
-        </w:rPr>
-        <w:t>Note 165: Vertical elements and pressure shall be used to define values of these elements independent of the element or variable denoting the vertical coordinate.</w:t>
-      </w:r>
-    </w:p>
-    <w:p>
-      <w:r>
-        <w:rPr>
-          <w:rFonts w:ascii="Verdana" w:hAnsi="Verdana"/>
-          <w:i/>
-          <w:sz w:val="14"/>
-        </w:rPr>
-        <w:t>Note 166: West longitude shall be assigned negative values.</w:t>
-      </w:r>
-    </w:p>
-    <w:p>
-      <w:r>
-        <w:rPr>
-          <w:rFonts w:ascii="Verdana" w:hAnsi="Verdana"/>
-          <w:i/>
-          <w:sz w:val="14"/>
-        </w:rPr>
-        <w:t>Note 167: West to east u-components shall be assigned positive values.</w:t>
-      </w:r>
-    </w:p>
-    <w:p>
-      <w:r>
-        <w:rPr>
-          <w:rFonts w:ascii="Verdana" w:hAnsi="Verdana"/>
-          <w:i/>
-          <w:sz w:val="14"/>
-        </w:rPr>
-        <w:t>Note 176: Where more than one time period or displacement is required to define complex time structures, they shall be defined in immediate succession, and the following ordering shall apply: ensemble period (if required), followed by forecast period (if required), followed by period for averaging or accumulation (if required).</w:t>
-      </w:r>
-    </w:p>
-    <w:p>
-      <w:r>
-        <w:rPr>
-          <w:rFonts w:ascii="Verdana" w:hAnsi="Verdana"/>
-          <w:i/>
-          <w:sz w:val="14"/>
-        </w:rPr>
-        <w:t>Note 178: Where the expression "period specified" is entered under element name, an appropriate period shall be specified using descriptors from Class 04.</w:t>
-      </w:r>
-    </w:p>
-    <w:p>
-      <w:r>
-        <w:rPr>
-          <w:rFonts w:ascii="Verdana" w:hAnsi="Verdana"/>
-          <w:i/>
-          <w:sz w:val="14"/>
-        </w:rPr>
-        <w:t>Note 179: Where values are accumulated or averaged (for example over a time period), the total number of values from which the accumulated or averaged values are obtained may be represented using reference 0 08 022.</w:t>
-      </w:r>
-    </w:p>
-    <w:p>
-      <w:r>
-        <w:rPr>
-          <w:rFonts w:ascii="Verdana" w:hAnsi="Verdana"/>
-          <w:i/>
-          <w:sz w:val="14"/>
-        </w:rPr>
-        <w:t>Note 180: Wind reporting standards: Speed Direction No observation Missing Missing Calm 0 0 Normal observation &gt; 0 1° - 360° Speed only &gt; 0 Missing Direction only Missing 1°-360° "Light and variable" &gt; 0 0</w:t>
-      </w:r>
-    </w:p>
     <w:p>
       <w:r>
         <w:rPr>
